--- a/output/Sample 3/GSAP_MaterialMaster_DataPro_TechSpec.docx
+++ b/output/Sample 3/GSAP_MaterialMaster_DataPro_TechSpec.docx
@@ -107,7 +107,7 @@
           <w:color w:val="6C757D"/>
           <w:sz w:val="22"/>
         </w:rPr>
-        <w:t>Date: May 01, 2026</w:t>
+        <w:t>Date: May 13, 2026</w:t>
       </w:r>
     </w:p>
     <w:p>
@@ -221,6 +221,20 @@
           <w:sz w:val="22"/>
         </w:rPr>
         <w:t>2.3 Interface Requirement</w:t>
+      </w:r>
+    </w:p>
+    <w:p>
+      <w:pPr>
+        <w:spacing w:after="80"/>
+        <w:ind w:left="403"/>
+      </w:pPr>
+      <w:r>
+        <w:rPr>
+          <w:rFonts w:ascii="Calibri" w:hAnsi="Calibri"/>
+          <w:color w:val="212529"/>
+          <w:sz w:val="22"/>
+        </w:rPr>
+        <w:t>2.4 Functional Assumptions</w:t>
       </w:r>
     </w:p>
     <w:p>
@@ -694,7 +708,7 @@
                 <w:rFonts w:ascii="Calibri" w:hAnsi="Calibri"/>
                 <w:sz w:val="20"/>
               </w:rPr>
-              <w:t>2026-05-01</w:t>
+              <w:t>2026-05-13</w:t>
             </w:r>
           </w:p>
         </w:tc>
@@ -778,7 +792,7 @@
           <w:rFonts w:ascii="Calibri" w:hAnsi="Calibri"/>
           <w:sz w:val="22"/>
         </w:rPr>
-        <w:t>Generated On: 2026-05-01 00:53</w:t>
+        <w:t>Generated On: 2026-05-13 16:11</w:t>
       </w:r>
     </w:p>
     <w:p>
@@ -866,7 +880,7 @@
           <w:color w:val="212529"/>
           <w:sz w:val="22"/>
         </w:rPr>
-        <w:t>Technical specification for integration flow GSAP_MaterialMaster_DataPro.</w:t>
+        <w:t>The GSAP_MaterialMaster_DataPro iFlow integrates SAP (gSAP) with DataPro to transfer Material Master data. It receives Material Master data from gSAP via IDocs and inserts it into the DataPro system using JDBC.</w:t>
       </w:r>
     </w:p>
     <w:p>
@@ -897,7 +911,7 @@
           <w:color w:val="212529"/>
           <w:sz w:val="22"/>
         </w:rPr>
-        <w:t>This document describes design and implementation details for the integration flow.</w:t>
+        <w:t>This document provides a technical specification for the GSAP_MaterialMaster_DataPro iFlow, detailing its functionality, configuration, and integration processes.</w:t>
       </w:r>
     </w:p>
     <w:p>
@@ -928,9 +942,221 @@
           <w:color w:val="212529"/>
           <w:sz w:val="22"/>
         </w:rPr>
-        <w:t>Business requirement is captured through source-to-target system integration.</w:t>
+        <w:t>The business requirement driving this integration is to automate the transfer of Material Master data from GSAP to DataPro, ensuring data consistency and reducing manual effort. The functional specification mentions the need for GSAP-DataPro integration for Product Data.</w:t>
       </w:r>
     </w:p>
+    <w:p>
+      <w:pPr>
+        <w:pStyle w:val="Heading2"/>
+        <w:keepNext/>
+        <w:keepLines/>
+        <w:outlineLvl w:val="1"/>
+      </w:pPr>
+      <w:r>
+        <w:rPr>
+          <w:rFonts w:ascii="Calibri Light" w:hAnsi="Calibri Light"/>
+          <w:color w:val="0078B4"/>
+          <w:sz w:val="28"/>
+        </w:rPr>
+        <w:t>2.4 Functional Assumptions</w:t>
+      </w:r>
+    </w:p>
+    <w:tbl>
+      <w:tblPr>
+        <w:tblStyle w:val="TableGrid"/>
+        <w:tblW w:type="auto" w:w="0"/>
+        <w:jc w:val="left"/>
+        <w:tblLayout w:type="fixed"/>
+        <w:tblLook w:firstColumn="1" w:firstRow="1" w:lastColumn="0" w:lastRow="0" w:noHBand="0" w:noVBand="1" w:val="04A0"/>
+      </w:tblPr>
+      <w:tblGrid>
+        <w:gridCol w:w="3118"/>
+        <w:gridCol w:w="5783"/>
+      </w:tblGrid>
+      <w:tr>
+        <w:trPr>
+          <w:tblHeader w:val="true"/>
+          <w:cantSplit/>
+        </w:trPr>
+        <w:tc>
+          <w:tcPr>
+            <w:tcW w:type="dxa" w:w="3118"/>
+            <w:shd w:fill="005293"/>
+          </w:tcPr>
+          <w:p>
+            <w:pPr>
+              <w:keepNext/>
+            </w:pPr>
+            <w:r>
+              <w:rPr>
+                <w:rFonts w:ascii="Calibri" w:hAnsi="Calibri"/>
+                <w:b/>
+                <w:color w:val="FFFFFF"/>
+                <w:sz w:val="20"/>
+              </w:rPr>
+              <w:t>Assumption</w:t>
+            </w:r>
+          </w:p>
+        </w:tc>
+        <w:tc>
+          <w:tcPr>
+            <w:tcW w:type="dxa" w:w="5783"/>
+            <w:shd w:fill="005293"/>
+          </w:tcPr>
+          <w:p>
+            <w:pPr>
+              <w:keepNext/>
+            </w:pPr>
+            <w:r>
+              <w:rPr>
+                <w:rFonts w:ascii="Calibri" w:hAnsi="Calibri"/>
+                <w:b/>
+                <w:color w:val="FFFFFF"/>
+                <w:sz w:val="20"/>
+              </w:rPr>
+              <w:t>Value</w:t>
+            </w:r>
+          </w:p>
+        </w:tc>
+      </w:tr>
+      <w:tr>
+        <w:trPr>
+          <w:cantSplit/>
+        </w:trPr>
+        <w:tc>
+          <w:tcPr>
+            <w:tcW w:type="dxa" w:w="3118"/>
+          </w:tcPr>
+          <w:p>
+            <w:r>
+              <w:rPr>
+                <w:rFonts w:ascii="Calibri" w:hAnsi="Calibri"/>
+                <w:sz w:val="20"/>
+              </w:rPr>
+              <w:t>Frequency</w:t>
+            </w:r>
+          </w:p>
+        </w:tc>
+        <w:tc>
+          <w:tcPr>
+            <w:tcW w:type="dxa" w:w="5783"/>
+          </w:tcPr>
+          <w:p>
+            <w:r>
+              <w:rPr>
+                <w:rFonts w:ascii="Calibri" w:hAnsi="Calibri"/>
+                <w:sz w:val="20"/>
+              </w:rPr>
+              <w:t>Daily, based on the functional specification.</w:t>
+            </w:r>
+          </w:p>
+        </w:tc>
+      </w:tr>
+      <w:tr>
+        <w:trPr>
+          <w:cantSplit/>
+        </w:trPr>
+        <w:tc>
+          <w:tcPr>
+            <w:tcW w:type="dxa" w:w="3118"/>
+            <w:shd w:fill="F5F8FA"/>
+          </w:tcPr>
+          <w:p>
+            <w:r>
+              <w:rPr>
+                <w:rFonts w:ascii="Calibri" w:hAnsi="Calibri"/>
+                <w:sz w:val="20"/>
+              </w:rPr>
+              <w:t>Volume</w:t>
+            </w:r>
+          </w:p>
+        </w:tc>
+        <w:tc>
+          <w:tcPr>
+            <w:tcW w:type="dxa" w:w="5783"/>
+            <w:shd w:fill="F5F8FA"/>
+          </w:tcPr>
+          <w:p>
+            <w:r>
+              <w:rPr>
+                <w:rFonts w:ascii="Calibri" w:hAnsi="Calibri"/>
+                <w:sz w:val="20"/>
+              </w:rPr>
+              <w:t>Not specified in iFlow, but the functional specification mentions initial load volumes.</w:t>
+            </w:r>
+          </w:p>
+        </w:tc>
+      </w:tr>
+      <w:tr>
+        <w:trPr>
+          <w:cantSplit/>
+        </w:trPr>
+        <w:tc>
+          <w:tcPr>
+            <w:tcW w:type="dxa" w:w="3118"/>
+          </w:tcPr>
+          <w:p>
+            <w:r>
+              <w:rPr>
+                <w:rFonts w:ascii="Calibri" w:hAnsi="Calibri"/>
+                <w:sz w:val="20"/>
+              </w:rPr>
+              <w:t>Processing Type</w:t>
+            </w:r>
+          </w:p>
+        </w:tc>
+        <w:tc>
+          <w:tcPr>
+            <w:tcW w:type="dxa" w:w="5783"/>
+          </w:tcPr>
+          <w:p>
+            <w:r>
+              <w:rPr>
+                <w:rFonts w:ascii="Calibri" w:hAnsi="Calibri"/>
+                <w:sz w:val="20"/>
+              </w:rPr>
+              <w:t>Asynchronous, XML</w:t>
+            </w:r>
+          </w:p>
+        </w:tc>
+      </w:tr>
+      <w:tr>
+        <w:trPr>
+          <w:cantSplit/>
+        </w:trPr>
+        <w:tc>
+          <w:tcPr>
+            <w:tcW w:type="dxa" w:w="3118"/>
+            <w:shd w:fill="F5F8FA"/>
+          </w:tcPr>
+          <w:p>
+            <w:r>
+              <w:rPr>
+                <w:rFonts w:ascii="Calibri" w:hAnsi="Calibri"/>
+                <w:sz w:val="20"/>
+              </w:rPr>
+              <w:t>Performance</w:t>
+            </w:r>
+          </w:p>
+        </w:tc>
+        <w:tc>
+          <w:tcPr>
+            <w:tcW w:type="dxa" w:w="5783"/>
+            <w:shd w:fill="F5F8FA"/>
+          </w:tcPr>
+          <w:p>
+            <w:r>
+              <w:rPr>
+                <w:rFonts w:ascii="Calibri" w:hAnsi="Calibri"/>
+                <w:sz w:val="20"/>
+              </w:rPr>
+              <w:t>No special performance considerations as data volume is not huge and no time bound data upload requirements into DB, according to the functional specification.</w:t>
+            </w:r>
+          </w:p>
+        </w:tc>
+      </w:tr>
+    </w:tbl>
+    <w:p/>
     <w:p>
       <w:pPr>
         <w:pStyle w:val="Heading2"/>
@@ -1260,7 +1486,7 @@
           <w:color w:val="212529"/>
           <w:sz w:val="22"/>
         </w:rPr>
-        <w:t>Current scenario details are not explicitly configured in the iFlow.</w:t>
+        <w:t>No automated integration. Material Master data is not automatically transferred from GSAP to DataPro.</w:t>
       </w:r>
     </w:p>
     <w:p>
@@ -1291,7 +1517,7 @@
           <w:color w:val="212529"/>
           <w:sz w:val="22"/>
         </w:rPr>
-        <w:t>The integration automates message processing between source and target landscapes.</w:t>
+        <w:t>Material Master data is automatically extracted from GSAP via IDocs and loaded into DataPro using JDBC. The iFlow processes the IDoc, transforms the data, and inserts it into the DataPro database.</w:t>
       </w:r>
     </w:p>
     <w:p>
@@ -1322,7 +1548,7 @@
           <w:color w:val="212529"/>
           <w:sz w:val="22"/>
         </w:rPr>
-        <w:t>The integration is implemented using SAP CI with adapter-based communication.</w:t>
+        <w:t>The iFlow uses a ProcessDirect sender adapter to receive IDocs from gSAP. A message mapping transforms the IDoc data into the DataPro format. The JDBC receiver adapter then inserts the transformed data into the DataPro database. An exception subprocess handles errors and logs payload.</w:t>
       </w:r>
     </w:p>
     <w:p>
@@ -1489,7 +1715,7 @@
           <w:color w:val="0078B4"/>
           <w:sz w:val="28"/>
         </w:rPr>
-        <w:t>4.2 Message Flow Connections</w:t>
+        <w:t>4.1 Process Flow</w:t>
       </w:r>
     </w:p>
     <w:tbl>
@@ -1525,13 +1751,374 @@
                 <w:color w:val="FFFFFF"/>
                 <w:sz w:val="20"/>
               </w:rPr>
-              <w:t>Connection</w:t>
+              <w:t>Step</w:t>
             </w:r>
           </w:p>
         </w:tc>
         <w:tc>
           <w:tcPr>
             <w:tcW w:type="dxa" w:w="5783"/>
+            <w:shd w:fill="005293"/>
+          </w:tcPr>
+          <w:p>
+            <w:pPr>
+              <w:keepNext/>
+            </w:pPr>
+            <w:r>
+              <w:rPr>
+                <w:rFonts w:ascii="Calibri" w:hAnsi="Calibri"/>
+                <w:b/>
+                <w:color w:val="FFFFFF"/>
+                <w:sz w:val="20"/>
+              </w:rPr>
+              <w:t>Description</w:t>
+            </w:r>
+          </w:p>
+        </w:tc>
+      </w:tr>
+      <w:tr>
+        <w:trPr>
+          <w:cantSplit/>
+        </w:trPr>
+        <w:tc>
+          <w:tcPr>
+            <w:tcW w:type="dxa" w:w="3118"/>
+          </w:tcPr>
+          <w:p>
+            <w:r>
+              <w:rPr>
+                <w:rFonts w:ascii="Calibri" w:hAnsi="Calibri"/>
+                <w:sz w:val="20"/>
+              </w:rPr>
+              <w:t>1</w:t>
+            </w:r>
+          </w:p>
+        </w:tc>
+        <w:tc>
+          <w:tcPr>
+            <w:tcW w:type="dxa" w:w="5783"/>
+          </w:tcPr>
+          <w:p>
+            <w:r>
+              <w:rPr>
+                <w:rFonts w:ascii="Calibri" w:hAnsi="Calibri"/>
+                <w:sz w:val="20"/>
+              </w:rPr>
+              <w:t>Step 1: gSAP triggers the iFlow by sending a Material Master IDoc.</w:t>
+            </w:r>
+          </w:p>
+        </w:tc>
+      </w:tr>
+      <w:tr>
+        <w:trPr>
+          <w:cantSplit/>
+        </w:trPr>
+        <w:tc>
+          <w:tcPr>
+            <w:tcW w:type="dxa" w:w="3118"/>
+            <w:shd w:fill="F5F8FA"/>
+          </w:tcPr>
+          <w:p>
+            <w:r>
+              <w:rPr>
+                <w:rFonts w:ascii="Calibri" w:hAnsi="Calibri"/>
+                <w:sz w:val="20"/>
+              </w:rPr>
+              <w:t>2</w:t>
+            </w:r>
+          </w:p>
+        </w:tc>
+        <w:tc>
+          <w:tcPr>
+            <w:tcW w:type="dxa" w:w="5783"/>
+            <w:shd w:fill="F5F8FA"/>
+          </w:tcPr>
+          <w:p>
+            <w:r>
+              <w:rPr>
+                <w:rFonts w:ascii="Calibri" w:hAnsi="Calibri"/>
+                <w:sz w:val="20"/>
+              </w:rPr>
+              <w:t>Step 2: Integration Suite receives the IDoc via the ProcessDirect adapter.</w:t>
+            </w:r>
+          </w:p>
+        </w:tc>
+      </w:tr>
+      <w:tr>
+        <w:trPr>
+          <w:cantSplit/>
+        </w:trPr>
+        <w:tc>
+          <w:tcPr>
+            <w:tcW w:type="dxa" w:w="3118"/>
+          </w:tcPr>
+          <w:p>
+            <w:r>
+              <w:rPr>
+                <w:rFonts w:ascii="Calibri" w:hAnsi="Calibri"/>
+                <w:sz w:val="20"/>
+              </w:rPr>
+              <w:t>3</w:t>
+            </w:r>
+          </w:p>
+        </w:tc>
+        <w:tc>
+          <w:tcPr>
+            <w:tcW w:type="dxa" w:w="5783"/>
+          </w:tcPr>
+          <w:p>
+            <w:r>
+              <w:rPr>
+                <w:rFonts w:ascii="Calibri" w:hAnsi="Calibri"/>
+                <w:sz w:val="20"/>
+              </w:rPr>
+              <w:t>Step 3: The IDoc data is mapped to the DataPro Material Master structure using a message mapping.</w:t>
+            </w:r>
+          </w:p>
+        </w:tc>
+      </w:tr>
+      <w:tr>
+        <w:trPr>
+          <w:cantSplit/>
+        </w:trPr>
+        <w:tc>
+          <w:tcPr>
+            <w:tcW w:type="dxa" w:w="3118"/>
+            <w:shd w:fill="F5F8FA"/>
+          </w:tcPr>
+          <w:p>
+            <w:r>
+              <w:rPr>
+                <w:rFonts w:ascii="Calibri" w:hAnsi="Calibri"/>
+                <w:sz w:val="20"/>
+              </w:rPr>
+              <w:t>4</w:t>
+            </w:r>
+          </w:p>
+        </w:tc>
+        <w:tc>
+          <w:tcPr>
+            <w:tcW w:type="dxa" w:w="5783"/>
+            <w:shd w:fill="F5F8FA"/>
+          </w:tcPr>
+          <w:p>
+            <w:r>
+              <w:rPr>
+                <w:rFonts w:ascii="Calibri" w:hAnsi="Calibri"/>
+                <w:sz w:val="20"/>
+              </w:rPr>
+              <w:t>Step 4: The transformed data is sent to DataPro via the JDBC adapter for insertion into the database.</w:t>
+            </w:r>
+          </w:p>
+        </w:tc>
+      </w:tr>
+    </w:tbl>
+    <w:p/>
+    <w:tbl>
+      <w:tblPr>
+        <w:tblStyle w:val="TableGrid"/>
+        <w:tblW w:type="auto" w:w="0"/>
+        <w:jc w:val="left"/>
+        <w:tblLayout w:type="fixed"/>
+        <w:tblLook w:firstColumn="1" w:firstRow="1" w:lastColumn="0" w:lastRow="0" w:noHBand="0" w:noVBand="1" w:val="04A0"/>
+      </w:tblPr>
+      <w:tblGrid>
+        <w:gridCol w:w="3118"/>
+        <w:gridCol w:w="5783"/>
+      </w:tblGrid>
+      <w:tr>
+        <w:trPr>
+          <w:tblHeader w:val="true"/>
+          <w:cantSplit/>
+        </w:trPr>
+        <w:tc>
+          <w:tcPr>
+            <w:tcW w:type="dxa" w:w="3118"/>
+            <w:shd w:fill="005293"/>
+          </w:tcPr>
+          <w:p>
+            <w:pPr>
+              <w:keepNext/>
+            </w:pPr>
+            <w:r>
+              <w:rPr>
+                <w:rFonts w:ascii="Calibri" w:hAnsi="Calibri"/>
+                <w:b/>
+                <w:color w:val="FFFFFF"/>
+                <w:sz w:val="20"/>
+              </w:rPr>
+              <w:t>Flow Attribute</w:t>
+            </w:r>
+          </w:p>
+        </w:tc>
+        <w:tc>
+          <w:tcPr>
+            <w:tcW w:type="dxa" w:w="5783"/>
+            <w:shd w:fill="005293"/>
+          </w:tcPr>
+          <w:p>
+            <w:pPr>
+              <w:keepNext/>
+            </w:pPr>
+            <w:r>
+              <w:rPr>
+                <w:rFonts w:ascii="Calibri" w:hAnsi="Calibri"/>
+                <w:b/>
+                <w:color w:val="FFFFFF"/>
+                <w:sz w:val="20"/>
+              </w:rPr>
+              <w:t>Value</w:t>
+            </w:r>
+          </w:p>
+        </w:tc>
+      </w:tr>
+      <w:tr>
+        <w:trPr>
+          <w:cantSplit/>
+        </w:trPr>
+        <w:tc>
+          <w:tcPr>
+            <w:tcW w:type="dxa" w:w="3118"/>
+          </w:tcPr>
+          <w:p>
+            <w:r>
+              <w:rPr>
+                <w:rFonts w:ascii="Calibri" w:hAnsi="Calibri"/>
+                <w:sz w:val="20"/>
+              </w:rPr>
+              <w:t>Target System</w:t>
+            </w:r>
+          </w:p>
+        </w:tc>
+        <w:tc>
+          <w:tcPr>
+            <w:tcW w:type="dxa" w:w="5783"/>
+          </w:tcPr>
+          <w:p>
+            <w:r>
+              <w:rPr>
+                <w:rFonts w:ascii="Calibri" w:hAnsi="Calibri"/>
+                <w:sz w:val="20"/>
+              </w:rPr>
+              <w:t>DataPro</w:t>
+            </w:r>
+          </w:p>
+        </w:tc>
+      </w:tr>
+      <w:tr>
+        <w:trPr>
+          <w:cantSplit/>
+        </w:trPr>
+        <w:tc>
+          <w:tcPr>
+            <w:tcW w:type="dxa" w:w="3118"/>
+            <w:shd w:fill="F5F8FA"/>
+          </w:tcPr>
+          <w:p>
+            <w:r>
+              <w:rPr>
+                <w:rFonts w:ascii="Calibri" w:hAnsi="Calibri"/>
+                <w:sz w:val="20"/>
+              </w:rPr>
+              <w:t>Trigger</w:t>
+            </w:r>
+          </w:p>
+        </w:tc>
+        <w:tc>
+          <w:tcPr>
+            <w:tcW w:type="dxa" w:w="5783"/>
+            <w:shd w:fill="F5F8FA"/>
+          </w:tcPr>
+          <w:p>
+            <w:r>
+              <w:rPr>
+                <w:rFonts w:ascii="Calibri" w:hAnsi="Calibri"/>
+                <w:sz w:val="20"/>
+              </w:rPr>
+              <w:t>Event-triggered by IDoc from gSAP</w:t>
+            </w:r>
+          </w:p>
+        </w:tc>
+      </w:tr>
+    </w:tbl>
+    <w:p/>
+    <w:p>
+      <w:pPr>
+        <w:pStyle w:val="Heading2"/>
+        <w:keepNext/>
+        <w:keepLines/>
+        <w:outlineLvl w:val="1"/>
+      </w:pPr>
+      <w:r>
+        <w:rPr>
+          <w:rFonts w:ascii="Calibri Light" w:hAnsi="Calibri Light"/>
+          <w:color w:val="0078B4"/>
+          <w:sz w:val="28"/>
+        </w:rPr>
+        <w:t>4.2 Message Flow Connections</w:t>
+      </w:r>
+    </w:p>
+    <w:tbl>
+      <w:tblPr>
+        <w:tblStyle w:val="TableGrid"/>
+        <w:tblW w:type="auto" w:w="0"/>
+        <w:jc w:val="left"/>
+        <w:tblLayout w:type="fixed"/>
+        <w:tblLook w:firstColumn="1" w:firstRow="1" w:lastColumn="0" w:lastRow="0" w:noHBand="0" w:noVBand="1" w:val="04A0"/>
+      </w:tblPr>
+      <w:tblGrid>
+        <w:gridCol w:w="2268"/>
+        <w:gridCol w:w="2835"/>
+        <w:gridCol w:w="3798"/>
+      </w:tblGrid>
+      <w:tr>
+        <w:trPr>
+          <w:tblHeader w:val="true"/>
+          <w:cantSplit/>
+        </w:trPr>
+        <w:tc>
+          <w:tcPr>
+            <w:tcW w:type="dxa" w:w="2268"/>
+            <w:shd w:fill="005293"/>
+          </w:tcPr>
+          <w:p>
+            <w:pPr>
+              <w:keepNext/>
+            </w:pPr>
+            <w:r>
+              <w:rPr>
+                <w:rFonts w:ascii="Calibri" w:hAnsi="Calibri"/>
+                <w:b/>
+                <w:color w:val="FFFFFF"/>
+                <w:sz w:val="20"/>
+              </w:rPr>
+              <w:t>Source</w:t>
+            </w:r>
+          </w:p>
+        </w:tc>
+        <w:tc>
+          <w:tcPr>
+            <w:tcW w:type="dxa" w:w="2835"/>
+            <w:shd w:fill="005293"/>
+          </w:tcPr>
+          <w:p>
+            <w:pPr>
+              <w:keepNext/>
+            </w:pPr>
+            <w:r>
+              <w:rPr>
+                <w:rFonts w:ascii="Calibri" w:hAnsi="Calibri"/>
+                <w:b/>
+                <w:color w:val="FFFFFF"/>
+                <w:sz w:val="20"/>
+              </w:rPr>
+              <w:t>Target</w:t>
+            </w:r>
+          </w:p>
+        </w:tc>
+        <w:tc>
+          <w:tcPr>
+            <w:tcW w:type="dxa" w:w="3798"/>
             <w:shd w:fill="005293"/>
           </w:tcPr>
           <w:p>
@@ -1556,7 +2143,7 @@
         </w:trPr>
         <w:tc>
           <w:tcPr>
-            <w:tcW w:type="dxa" w:w="3118"/>
+            <w:tcW w:type="dxa" w:w="2268"/>
           </w:tcPr>
           <w:p>
             <w:r>
@@ -1564,13 +2151,27 @@
                 <w:rFonts w:ascii="Calibri" w:hAnsi="Calibri"/>
                 <w:sz w:val="20"/>
               </w:rPr>
-              <w:t>End Message -&gt; DataPro</w:t>
+              <w:t>End Message</w:t>
             </w:r>
           </w:p>
         </w:tc>
         <w:tc>
           <w:tcPr>
-            <w:tcW w:type="dxa" w:w="5783"/>
+            <w:tcW w:type="dxa" w:w="2835"/>
+          </w:tcPr>
+          <w:p>
+            <w:r>
+              <w:rPr>
+                <w:rFonts w:ascii="Calibri" w:hAnsi="Calibri"/>
+                <w:sz w:val="20"/>
+              </w:rPr>
+              <w:t>DataPro</w:t>
+            </w:r>
+          </w:p>
+        </w:tc>
+        <w:tc>
+          <w:tcPr>
+            <w:tcW w:type="dxa" w:w="3798"/>
           </w:tcPr>
           <w:p>
             <w:r>
@@ -1589,7 +2190,7 @@
         </w:trPr>
         <w:tc>
           <w:tcPr>
-            <w:tcW w:type="dxa" w:w="3118"/>
+            <w:tcW w:type="dxa" w:w="2268"/>
             <w:shd w:fill="F5F8FA"/>
           </w:tcPr>
           <w:p>
@@ -1598,13 +2199,28 @@
                 <w:rFonts w:ascii="Calibri" w:hAnsi="Calibri"/>
                 <w:sz w:val="20"/>
               </w:rPr>
-              <w:t>gSAP -&gt; Start</w:t>
+              <w:t>gSAP</w:t>
             </w:r>
           </w:p>
         </w:tc>
         <w:tc>
           <w:tcPr>
-            <w:tcW w:type="dxa" w:w="5783"/>
+            <w:tcW w:type="dxa" w:w="2835"/>
+            <w:shd w:fill="F5F8FA"/>
+          </w:tcPr>
+          <w:p>
+            <w:r>
+              <w:rPr>
+                <w:rFonts w:ascii="Calibri" w:hAnsi="Calibri"/>
+                <w:sz w:val="20"/>
+              </w:rPr>
+              <w:t>Start</w:t>
+            </w:r>
+          </w:p>
+        </w:tc>
+        <w:tc>
+          <w:tcPr>
+            <w:tcW w:type="dxa" w:w="3798"/>
             <w:shd w:fill="F5F8FA"/>
           </w:tcPr>
           <w:p>
@@ -1643,7 +2259,7 @@
       <w:r>
         <w:drawing>
           <wp:inline xmlns:a="http://schemas.openxmlformats.org/drawingml/2006/main" xmlns:pic="http://schemas.openxmlformats.org/drawingml/2006/picture">
-            <wp:extent cx="5669280" cy="3221308"/>
+            <wp:extent cx="5669280" cy="2896091"/>
             <wp:docPr id="1" name="Picture 1"/>
             <wp:cNvGraphicFramePr>
               <a:graphicFrameLocks noChangeAspect="1"/>
@@ -1664,7 +2280,7 @@
                   <pic:spPr>
                     <a:xfrm>
                       <a:off x="0" y="0"/>
-                      <a:ext cx="5669280" cy="3221308"/>
+                      <a:ext cx="5669280" cy="2896091"/>
                     </a:xfrm>
                     <a:prstGeom prst="rect"/>
                   </pic:spPr>
@@ -1882,7 +2498,7 @@
           <w:color w:val="212529"/>
           <w:sz w:val="22"/>
         </w:rPr>
-        <w:t>This process contains 8 sequence flow(s). Key activities include Exception SubProcess, Log Headers, Set Headers, Split Statements.</w:t>
+        <w:t>This process defines the main integration flow for transferring Material Master data from gSAP to DataPro. It includes steps for receiving the IDoc, transforming the data, and sending it to DataPro.</w:t>
       </w:r>
     </w:p>
     <w:tbl>
@@ -1936,7 +2552,7 @@
                 <w:rFonts w:ascii="Calibri" w:hAnsi="Calibri"/>
                 <w:sz w:val="20"/>
               </w:rPr>
-              <w:t>Exception SubProcess</w:t>
+              <w:t>Enricher (Set Headers)</w:t>
             </w:r>
           </w:p>
         </w:tc>
@@ -1956,7 +2572,7 @@
                 <w:rFonts w:ascii="Calibri" w:hAnsi="Calibri"/>
                 <w:sz w:val="20"/>
               </w:rPr>
-              <w:t>Log Headers</w:t>
+              <w:t>Mapping (mm_MATMAS_MATMAS05_to_MaterialMaster)</w:t>
             </w:r>
           </w:p>
         </w:tc>
@@ -1975,7 +2591,7 @@
                 <w:rFonts w:ascii="Calibri" w:hAnsi="Calibri"/>
                 <w:sz w:val="20"/>
               </w:rPr>
-              <w:t>Set Headers</w:t>
+              <w:t>Splitter (Split Statements)</w:t>
             </w:r>
           </w:p>
         </w:tc>
@@ -1995,7 +2611,7 @@
                 <w:rFonts w:ascii="Calibri" w:hAnsi="Calibri"/>
                 <w:sz w:val="20"/>
               </w:rPr>
-              <w:t>Split Statements</w:t>
+              <w:t>Script (Log Headers)</w:t>
             </w:r>
           </w:p>
         </w:tc>
@@ -2014,7 +2630,7 @@
                 <w:rFonts w:ascii="Calibri" w:hAnsi="Calibri"/>
                 <w:sz w:val="20"/>
               </w:rPr>
-              <w:t>mm_MATMAS_MATMAS05_to_MaterialMaster</w:t>
+              <w:t>JDBC Adapter</w:t>
             </w:r>
           </w:p>
         </w:tc>
@@ -2107,7 +2723,7 @@
                 <w:rFonts w:ascii="Calibri" w:hAnsi="Calibri"/>
                 <w:sz w:val="20"/>
               </w:rPr>
-              <w:t>Log Payload is executed within the process flow.</w:t>
+              <w:t>Receive IDoc from gSAP</w:t>
             </w:r>
           </w:p>
         </w:tc>
@@ -2142,7 +2758,7 @@
                 <w:rFonts w:ascii="Calibri" w:hAnsi="Calibri"/>
                 <w:sz w:val="20"/>
               </w:rPr>
-              <w:t>Read the payload from property is executed within the process flow.</w:t>
+              <w:t>Set Headers</w:t>
             </w:r>
           </w:p>
         </w:tc>
@@ -2175,7 +2791,7 @@
                 <w:rFonts w:ascii="Calibri" w:hAnsi="Calibri"/>
                 <w:sz w:val="20"/>
               </w:rPr>
-              <w:t>Log Headers is executed within the process flow.</w:t>
+              <w:t>Map IDoc to DataPro format</w:t>
             </w:r>
           </w:p>
         </w:tc>
@@ -2210,7 +2826,7 @@
                 <w:rFonts w:ascii="Calibri" w:hAnsi="Calibri"/>
                 <w:sz w:val="20"/>
               </w:rPr>
-              <w:t>Set Headers is executed within the process flow.</w:t>
+              <w:t>Split Statements</w:t>
             </w:r>
           </w:p>
         </w:tc>
@@ -2243,7 +2859,7 @@
                 <w:rFonts w:ascii="Calibri" w:hAnsi="Calibri"/>
                 <w:sz w:val="20"/>
               </w:rPr>
-              <w:t>mm_MATMAS_MATMAS05_to_MaterialMaster is executed within the process flow.</w:t>
+              <w:t>Log Headers</w:t>
             </w:r>
           </w:p>
         </w:tc>
@@ -2278,7 +2894,7 @@
                 <w:rFonts w:ascii="Calibri" w:hAnsi="Calibri"/>
                 <w:sz w:val="20"/>
               </w:rPr>
-              <w:t>Split Statements is executed within the process flow.</w:t>
+              <w:t>Send data to DataPro via JDBC</w:t>
             </w:r>
           </w:p>
         </w:tc>
@@ -2294,8 +2910,9 @@
         <w:tblLook w:firstColumn="1" w:firstRow="1" w:lastColumn="0" w:lastRow="0" w:noHBand="0" w:noVBand="1" w:val="04A0"/>
       </w:tblPr>
       <w:tblGrid>
-        <w:gridCol w:w="3118"/>
-        <w:gridCol w:w="5783"/>
+        <w:gridCol w:w="2268"/>
+        <w:gridCol w:w="2835"/>
+        <w:gridCol w:w="3798"/>
       </w:tblGrid>
       <w:tr>
         <w:trPr>
@@ -2304,7 +2921,27 @@
         </w:trPr>
         <w:tc>
           <w:tcPr>
-            <w:tcW w:type="dxa" w:w="3118"/>
+            <w:tcW w:type="dxa" w:w="2268"/>
+            <w:shd w:fill="005293"/>
+          </w:tcPr>
+          <w:p>
+            <w:pPr>
+              <w:keepNext/>
+            </w:pPr>
+            <w:r>
+              <w:rPr>
+                <w:rFonts w:ascii="Calibri" w:hAnsi="Calibri"/>
+                <w:b/>
+                <w:color w:val="FFFFFF"/>
+                <w:sz w:val="20"/>
+              </w:rPr>
+              <w:t>Component Name</w:t>
+            </w:r>
+          </w:p>
+        </w:tc>
+        <w:tc>
+          <w:tcPr>
+            <w:tcW w:type="dxa" w:w="2835"/>
             <w:shd w:fill="005293"/>
           </w:tcPr>
           <w:p>
@@ -2324,7 +2961,7 @@
         </w:tc>
         <w:tc>
           <w:tcPr>
-            <w:tcW w:type="dxa" w:w="5783"/>
+            <w:tcW w:type="dxa" w:w="3798"/>
             <w:shd w:fill="005293"/>
           </w:tcPr>
           <w:p>
@@ -2349,7 +2986,21 @@
         </w:trPr>
         <w:tc>
           <w:tcPr>
-            <w:tcW w:type="dxa" w:w="3118"/>
+            <w:tcW w:type="dxa" w:w="2268"/>
+          </w:tcPr>
+          <w:p>
+            <w:r>
+              <w:rPr>
+                <w:rFonts w:ascii="Calibri" w:hAnsi="Calibri"/>
+                <w:sz w:val="20"/>
+              </w:rPr>
+              <w:t>Integration Process</w:t>
+            </w:r>
+          </w:p>
+        </w:tc>
+        <w:tc>
+          <w:tcPr>
+            <w:tcW w:type="dxa" w:w="2835"/>
           </w:tcPr>
           <w:p>
             <w:r>
@@ -2363,7 +3014,7 @@
         </w:tc>
         <w:tc>
           <w:tcPr>
-            <w:tcW w:type="dxa" w:w="5783"/>
+            <w:tcW w:type="dxa" w:w="3798"/>
           </w:tcPr>
           <w:p>
             <w:r>
@@ -2382,7 +3033,22 @@
         </w:trPr>
         <w:tc>
           <w:tcPr>
-            <w:tcW w:type="dxa" w:w="3118"/>
+            <w:tcW w:type="dxa" w:w="2268"/>
+            <w:shd w:fill="F5F8FA"/>
+          </w:tcPr>
+          <w:p>
+            <w:r>
+              <w:rPr>
+                <w:rFonts w:ascii="Calibri" w:hAnsi="Calibri"/>
+                <w:sz w:val="20"/>
+              </w:rPr>
+              <w:t>Integration Process</w:t>
+            </w:r>
+          </w:p>
+        </w:tc>
+        <w:tc>
+          <w:tcPr>
+            <w:tcW w:type="dxa" w:w="2835"/>
             <w:shd w:fill="F5F8FA"/>
           </w:tcPr>
           <w:p>
@@ -2397,7 +3063,7 @@
         </w:tc>
         <w:tc>
           <w:tcPr>
-            <w:tcW w:type="dxa" w:w="5783"/>
+            <w:tcW w:type="dxa" w:w="3798"/>
             <w:shd w:fill="F5F8FA"/>
           </w:tcPr>
           <w:p>
@@ -2654,7 +3320,7 @@
       <w:r>
         <w:drawing>
           <wp:inline xmlns:a="http://schemas.openxmlformats.org/drawingml/2006/main" xmlns:pic="http://schemas.openxmlformats.org/drawingml/2006/picture">
-            <wp:extent cx="4754880" cy="2854550"/>
+            <wp:extent cx="4754880" cy="2861534"/>
             <wp:docPr id="2" name="Picture 2"/>
             <wp:cNvGraphicFramePr>
               <a:graphicFrameLocks noChangeAspect="1"/>
@@ -2675,7 +3341,7 @@
                   <pic:spPr>
                     <a:xfrm>
                       <a:off x="0" y="0"/>
-                      <a:ext cx="4754880" cy="2854550"/>
+                      <a:ext cx="4754880" cy="2861534"/>
                     </a:xfrm>
                     <a:prstGeom prst="rect"/>
                   </pic:spPr>
@@ -2712,7 +3378,7 @@
           <w:color w:val="212529"/>
           <w:sz w:val="22"/>
         </w:rPr>
-        <w:t>The ProcessDirect sender adapter receives messages from gSAP. It listens on /GSAP/MATMAS_MATMAS05_ZX_MATMAS05. It uses Not Applicable over Not Applicable for inbound communication.</w:t>
+        <w:t>The sender is configured with the ProcessDirect adapter to receive IDocs from gSAP. No authentication is configured at the adapter level.</w:t>
       </w:r>
     </w:p>
     <w:tbl>
@@ -2946,6 +3612,149 @@
     <w:p/>
     <w:p>
       <w:pPr>
+        <w:spacing w:after="80" w:line="276" w:lineRule="auto"/>
+      </w:pPr>
+      <w:r>
+        <w:rPr>
+          <w:rFonts w:ascii="Calibri" w:hAnsi="Calibri"/>
+          <w:b/>
+          <w:i w:val="0"/>
+          <w:color w:val="212529"/>
+          <w:sz w:val="22"/>
+        </w:rPr>
+        <w:t>Table: Detailed Sender Adapter Properties</w:t>
+      </w:r>
+    </w:p>
+    <w:tbl>
+      <w:tblPr>
+        <w:tblStyle w:val="TableGrid"/>
+        <w:tblW w:type="auto" w:w="0"/>
+        <w:jc w:val="left"/>
+        <w:tblLayout w:type="fixed"/>
+        <w:tblLook w:firstColumn="1" w:firstRow="1" w:lastColumn="0" w:lastRow="0" w:noHBand="0" w:noVBand="1" w:val="04A0"/>
+      </w:tblPr>
+      <w:tblGrid>
+        <w:gridCol w:w="3118"/>
+        <w:gridCol w:w="5783"/>
+      </w:tblGrid>
+      <w:tr>
+        <w:trPr>
+          <w:tblHeader w:val="true"/>
+          <w:cantSplit/>
+        </w:trPr>
+        <w:tc>
+          <w:tcPr>
+            <w:tcW w:type="dxa" w:w="3118"/>
+            <w:shd w:fill="005293"/>
+          </w:tcPr>
+          <w:p>
+            <w:pPr>
+              <w:keepNext/>
+            </w:pPr>
+            <w:r>
+              <w:rPr>
+                <w:rFonts w:ascii="Calibri" w:hAnsi="Calibri"/>
+                <w:b/>
+                <w:color w:val="FFFFFF"/>
+                <w:sz w:val="20"/>
+              </w:rPr>
+              <w:t>Key</w:t>
+            </w:r>
+          </w:p>
+        </w:tc>
+        <w:tc>
+          <w:tcPr>
+            <w:tcW w:type="dxa" w:w="5783"/>
+            <w:shd w:fill="005293"/>
+          </w:tcPr>
+          <w:p>
+            <w:pPr>
+              <w:keepNext/>
+            </w:pPr>
+            <w:r>
+              <w:rPr>
+                <w:rFonts w:ascii="Calibri" w:hAnsi="Calibri"/>
+                <w:b/>
+                <w:color w:val="FFFFFF"/>
+                <w:sz w:val="20"/>
+              </w:rPr>
+              <w:t>Value</w:t>
+            </w:r>
+          </w:p>
+        </w:tc>
+      </w:tr>
+      <w:tr>
+        <w:trPr>
+          <w:cantSplit/>
+        </w:trPr>
+        <w:tc>
+          <w:tcPr>
+            <w:tcW w:type="dxa" w:w="3118"/>
+          </w:tcPr>
+          <w:p>
+            <w:r>
+              <w:rPr>
+                <w:rFonts w:ascii="Calibri" w:hAnsi="Calibri"/>
+                <w:sz w:val="20"/>
+              </w:rPr>
+              <w:t>Vendor</w:t>
+            </w:r>
+          </w:p>
+        </w:tc>
+        <w:tc>
+          <w:tcPr>
+            <w:tcW w:type="dxa" w:w="5783"/>
+          </w:tcPr>
+          <w:p>
+            <w:r>
+              <w:rPr>
+                <w:rFonts w:ascii="Calibri" w:hAnsi="Calibri"/>
+                <w:sz w:val="20"/>
+              </w:rPr>
+              <w:t>SAP</w:t>
+            </w:r>
+          </w:p>
+        </w:tc>
+      </w:tr>
+      <w:tr>
+        <w:trPr>
+          <w:cantSplit/>
+        </w:trPr>
+        <w:tc>
+          <w:tcPr>
+            <w:tcW w:type="dxa" w:w="3118"/>
+            <w:shd w:fill="F5F8FA"/>
+          </w:tcPr>
+          <w:p>
+            <w:r>
+              <w:rPr>
+                <w:rFonts w:ascii="Calibri" w:hAnsi="Calibri"/>
+                <w:sz w:val="20"/>
+              </w:rPr>
+              <w:t>System</w:t>
+            </w:r>
+          </w:p>
+        </w:tc>
+        <w:tc>
+          <w:tcPr>
+            <w:tcW w:type="dxa" w:w="5783"/>
+            <w:shd w:fill="F5F8FA"/>
+          </w:tcPr>
+          <w:p>
+            <w:r>
+              <w:rPr>
+                <w:rFonts w:ascii="Calibri" w:hAnsi="Calibri"/>
+                <w:sz w:val="20"/>
+              </w:rPr>
+              <w:t>gSAP</w:t>
+            </w:r>
+          </w:p>
+        </w:tc>
+      </w:tr>
+    </w:tbl>
+    <w:p/>
+    <w:p>
+      <w:pPr>
         <w:pStyle w:val="Heading2"/>
         <w:keepNext/>
         <w:keepLines/>
@@ -2967,7 +3776,7 @@
       <w:r>
         <w:drawing>
           <wp:inline xmlns:a="http://schemas.openxmlformats.org/drawingml/2006/main" xmlns:pic="http://schemas.openxmlformats.org/drawingml/2006/picture">
-            <wp:extent cx="4754880" cy="3835802"/>
+            <wp:extent cx="4754880" cy="3837790"/>
             <wp:docPr id="3" name="Picture 3"/>
             <wp:cNvGraphicFramePr>
               <a:graphicFrameLocks noChangeAspect="1"/>
@@ -2988,7 +3797,7 @@
                   <pic:spPr>
                     <a:xfrm>
                       <a:off x="0" y="0"/>
-                      <a:ext cx="4754880" cy="3835802"/>
+                      <a:ext cx="4754880" cy="3837790"/>
                     </a:xfrm>
                     <a:prstGeom prst="rect"/>
                   </pic:spPr>
@@ -3025,7 +3834,7 @@
           <w:color w:val="212529"/>
           <w:sz w:val="22"/>
         </w:rPr>
-        <w:t>The JDBC receiver adapter sends processed messages to DataPro. It targets DataPro_PricingCondition. It uses credential/security artifact DataPro_PricingCondition.</w:t>
+        <w:t>The receiver is configured with the JDBC adapter to insert data into the DataPro database. The connection details are defined by the JDBC DataSource Alias.</w:t>
       </w:r>
     </w:p>
     <w:tbl>
@@ -3259,6 +4068,386 @@
     <w:p/>
     <w:p>
       <w:pPr>
+        <w:spacing w:after="80" w:line="276" w:lineRule="auto"/>
+      </w:pPr>
+      <w:r>
+        <w:rPr>
+          <w:rFonts w:ascii="Calibri" w:hAnsi="Calibri"/>
+          <w:b/>
+          <w:i w:val="0"/>
+          <w:color w:val="212529"/>
+          <w:sz w:val="22"/>
+        </w:rPr>
+        <w:t>Table: Detailed Receiver Adapter Properties</w:t>
+      </w:r>
+    </w:p>
+    <w:tbl>
+      <w:tblPr>
+        <w:tblStyle w:val="TableGrid"/>
+        <w:tblW w:type="auto" w:w="0"/>
+        <w:jc w:val="left"/>
+        <w:tblLayout w:type="fixed"/>
+        <w:tblLook w:firstColumn="1" w:firstRow="1" w:lastColumn="0" w:lastRow="0" w:noHBand="0" w:noVBand="1" w:val="04A0"/>
+      </w:tblPr>
+      <w:tblGrid>
+        <w:gridCol w:w="3118"/>
+        <w:gridCol w:w="5783"/>
+      </w:tblGrid>
+      <w:tr>
+        <w:trPr>
+          <w:tblHeader w:val="true"/>
+          <w:cantSplit/>
+        </w:trPr>
+        <w:tc>
+          <w:tcPr>
+            <w:tcW w:type="dxa" w:w="3118"/>
+            <w:shd w:fill="005293"/>
+          </w:tcPr>
+          <w:p>
+            <w:pPr>
+              <w:keepNext/>
+            </w:pPr>
+            <w:r>
+              <w:rPr>
+                <w:rFonts w:ascii="Calibri" w:hAnsi="Calibri"/>
+                <w:b/>
+                <w:color w:val="FFFFFF"/>
+                <w:sz w:val="20"/>
+              </w:rPr>
+              <w:t>Key</w:t>
+            </w:r>
+          </w:p>
+        </w:tc>
+        <w:tc>
+          <w:tcPr>
+            <w:tcW w:type="dxa" w:w="5783"/>
+            <w:shd w:fill="005293"/>
+          </w:tcPr>
+          <w:p>
+            <w:pPr>
+              <w:keepNext/>
+            </w:pPr>
+            <w:r>
+              <w:rPr>
+                <w:rFonts w:ascii="Calibri" w:hAnsi="Calibri"/>
+                <w:b/>
+                <w:color w:val="FFFFFF"/>
+                <w:sz w:val="20"/>
+              </w:rPr>
+              <w:t>Value</w:t>
+            </w:r>
+          </w:p>
+        </w:tc>
+      </w:tr>
+      <w:tr>
+        <w:trPr>
+          <w:cantSplit/>
+        </w:trPr>
+        <w:tc>
+          <w:tcPr>
+            <w:tcW w:type="dxa" w:w="3118"/>
+          </w:tcPr>
+          <w:p>
+            <w:r>
+              <w:rPr>
+                <w:rFonts w:ascii="Calibri" w:hAnsi="Calibri"/>
+                <w:sz w:val="20"/>
+              </w:rPr>
+              <w:t>Query Timeout</w:t>
+            </w:r>
+          </w:p>
+        </w:tc>
+        <w:tc>
+          <w:tcPr>
+            <w:tcW w:type="dxa" w:w="5783"/>
+          </w:tcPr>
+          <w:p>
+            <w:r>
+              <w:rPr>
+                <w:rFonts w:ascii="Calibri" w:hAnsi="Calibri"/>
+                <w:sz w:val="20"/>
+              </w:rPr>
+              <w:t>3</w:t>
+            </w:r>
+          </w:p>
+        </w:tc>
+      </w:tr>
+      <w:tr>
+        <w:trPr>
+          <w:cantSplit/>
+        </w:trPr>
+        <w:tc>
+          <w:tcPr>
+            <w:tcW w:type="dxa" w:w="3118"/>
+            <w:shd w:fill="F5F8FA"/>
+          </w:tcPr>
+          <w:p>
+            <w:r>
+              <w:rPr>
+                <w:rFonts w:ascii="Calibri" w:hAnsi="Calibri"/>
+                <w:sz w:val="20"/>
+              </w:rPr>
+              <w:t>Page Size</w:t>
+            </w:r>
+          </w:p>
+        </w:tc>
+        <w:tc>
+          <w:tcPr>
+            <w:tcW w:type="dxa" w:w="5783"/>
+            <w:shd w:fill="F5F8FA"/>
+          </w:tcPr>
+          <w:p>
+            <w:r>
+              <w:rPr>
+                <w:rFonts w:ascii="Calibri" w:hAnsi="Calibri"/>
+                <w:sz w:val="20"/>
+              </w:rPr>
+              <w:t>10000</w:t>
+            </w:r>
+          </w:p>
+        </w:tc>
+      </w:tr>
+      <w:tr>
+        <w:trPr>
+          <w:cantSplit/>
+        </w:trPr>
+        <w:tc>
+          <w:tcPr>
+            <w:tcW w:type="dxa" w:w="3118"/>
+          </w:tcPr>
+          <w:p>
+            <w:r>
+              <w:rPr>
+                <w:rFonts w:ascii="Calibri" w:hAnsi="Calibri"/>
+                <w:sz w:val="20"/>
+              </w:rPr>
+              <w:t>Vendor</w:t>
+            </w:r>
+          </w:p>
+        </w:tc>
+        <w:tc>
+          <w:tcPr>
+            <w:tcW w:type="dxa" w:w="5783"/>
+          </w:tcPr>
+          <w:p>
+            <w:r>
+              <w:rPr>
+                <w:rFonts w:ascii="Calibri" w:hAnsi="Calibri"/>
+                <w:sz w:val="20"/>
+              </w:rPr>
+              <w:t>SAP</w:t>
+            </w:r>
+          </w:p>
+        </w:tc>
+      </w:tr>
+      <w:tr>
+        <w:trPr>
+          <w:cantSplit/>
+        </w:trPr>
+        <w:tc>
+          <w:tcPr>
+            <w:tcW w:type="dxa" w:w="3118"/>
+            <w:shd w:fill="F5F8FA"/>
+          </w:tcPr>
+          <w:p>
+            <w:r>
+              <w:rPr>
+                <w:rFonts w:ascii="Calibri" w:hAnsi="Calibri"/>
+                <w:sz w:val="20"/>
+              </w:rPr>
+              <w:t>Batch Operation</w:t>
+            </w:r>
+          </w:p>
+        </w:tc>
+        <w:tc>
+          <w:tcPr>
+            <w:tcW w:type="dxa" w:w="5783"/>
+            <w:shd w:fill="F5F8FA"/>
+          </w:tcPr>
+          <w:p>
+            <w:r>
+              <w:rPr>
+                <w:rFonts w:ascii="Calibri" w:hAnsi="Calibri"/>
+                <w:sz w:val="20"/>
+              </w:rPr>
+              <w:t>atomic</w:t>
+            </w:r>
+          </w:p>
+        </w:tc>
+      </w:tr>
+      <w:tr>
+        <w:trPr>
+          <w:cantSplit/>
+        </w:trPr>
+        <w:tc>
+          <w:tcPr>
+            <w:tcW w:type="dxa" w:w="3118"/>
+          </w:tcPr>
+          <w:p>
+            <w:r>
+              <w:rPr>
+                <w:rFonts w:ascii="Calibri" w:hAnsi="Calibri"/>
+                <w:sz w:val="20"/>
+              </w:rPr>
+              <w:t>System</w:t>
+            </w:r>
+          </w:p>
+        </w:tc>
+        <w:tc>
+          <w:tcPr>
+            <w:tcW w:type="dxa" w:w="5783"/>
+          </w:tcPr>
+          <w:p>
+            <w:r>
+              <w:rPr>
+                <w:rFonts w:ascii="Calibri" w:hAnsi="Calibri"/>
+                <w:sz w:val="20"/>
+              </w:rPr>
+              <w:t>DataPro</w:t>
+            </w:r>
+          </w:p>
+        </w:tc>
+      </w:tr>
+      <w:tr>
+        <w:trPr>
+          <w:cantSplit/>
+        </w:trPr>
+        <w:tc>
+          <w:tcPr>
+            <w:tcW w:type="dxa" w:w="3118"/>
+            <w:shd w:fill="F5F8FA"/>
+          </w:tcPr>
+          <w:p>
+            <w:r>
+              <w:rPr>
+                <w:rFonts w:ascii="Calibri" w:hAnsi="Calibri"/>
+                <w:sz w:val="20"/>
+              </w:rPr>
+              <w:t>Batch Mode</w:t>
+            </w:r>
+          </w:p>
+        </w:tc>
+        <w:tc>
+          <w:tcPr>
+            <w:tcW w:type="dxa" w:w="5783"/>
+            <w:shd w:fill="F5F8FA"/>
+          </w:tcPr>
+          <w:p>
+            <w:r>
+              <w:rPr>
+                <w:rFonts w:ascii="Calibri" w:hAnsi="Calibri"/>
+                <w:sz w:val="20"/>
+              </w:rPr>
+              <w:t>false</w:t>
+            </w:r>
+          </w:p>
+        </w:tc>
+      </w:tr>
+      <w:tr>
+        <w:trPr>
+          <w:cantSplit/>
+        </w:trPr>
+        <w:tc>
+          <w:tcPr>
+            <w:tcW w:type="dxa" w:w="3118"/>
+          </w:tcPr>
+          <w:p>
+            <w:r>
+              <w:rPr>
+                <w:rFonts w:ascii="Calibri" w:hAnsi="Calibri"/>
+                <w:sz w:val="20"/>
+              </w:rPr>
+              <w:t>Transport Protocol</w:t>
+            </w:r>
+          </w:p>
+        </w:tc>
+        <w:tc>
+          <w:tcPr>
+            <w:tcW w:type="dxa" w:w="5783"/>
+          </w:tcPr>
+          <w:p>
+            <w:r>
+              <w:rPr>
+                <w:rFonts w:ascii="Calibri" w:hAnsi="Calibri"/>
+                <w:sz w:val="20"/>
+              </w:rPr>
+              <w:t>JDBC</w:t>
+            </w:r>
+          </w:p>
+        </w:tc>
+      </w:tr>
+      <w:tr>
+        <w:trPr>
+          <w:cantSplit/>
+        </w:trPr>
+        <w:tc>
+          <w:tcPr>
+            <w:tcW w:type="dxa" w:w="3118"/>
+            <w:shd w:fill="F5F8FA"/>
+          </w:tcPr>
+          <w:p>
+            <w:r>
+              <w:rPr>
+                <w:rFonts w:ascii="Calibri" w:hAnsi="Calibri"/>
+                <w:sz w:val="20"/>
+              </w:rPr>
+              <w:t>Connection Timeout</w:t>
+            </w:r>
+          </w:p>
+        </w:tc>
+        <w:tc>
+          <w:tcPr>
+            <w:tcW w:type="dxa" w:w="5783"/>
+            <w:shd w:fill="F5F8FA"/>
+          </w:tcPr>
+          <w:p>
+            <w:r>
+              <w:rPr>
+                <w:rFonts w:ascii="Calibri" w:hAnsi="Calibri"/>
+                <w:sz w:val="20"/>
+              </w:rPr>
+              <w:t>3</w:t>
+            </w:r>
+          </w:p>
+        </w:tc>
+      </w:tr>
+      <w:tr>
+        <w:trPr>
+          <w:cantSplit/>
+        </w:trPr>
+        <w:tc>
+          <w:tcPr>
+            <w:tcW w:type="dxa" w:w="3118"/>
+          </w:tcPr>
+          <w:p>
+            <w:r>
+              <w:rPr>
+                <w:rFonts w:ascii="Calibri" w:hAnsi="Calibri"/>
+                <w:sz w:val="20"/>
+              </w:rPr>
+              <w:t>Message Protocol</w:t>
+            </w:r>
+          </w:p>
+        </w:tc>
+        <w:tc>
+          <w:tcPr>
+            <w:tcW w:type="dxa" w:w="5783"/>
+          </w:tcPr>
+          <w:p>
+            <w:r>
+              <w:rPr>
+                <w:rFonts w:ascii="Calibri" w:hAnsi="Calibri"/>
+                <w:sz w:val="20"/>
+              </w:rPr>
+              <w:t>JDBC</w:t>
+            </w:r>
+          </w:p>
+        </w:tc>
+      </w:tr>
+    </w:tbl>
+    <w:p/>
+    <w:p>
+      <w:pPr>
         <w:pStyle w:val="Heading2"/>
         <w:keepNext/>
         <w:keepLines/>
@@ -3273,6 +4462,136 @@
         <w:t>5.5 Mappings</w:t>
       </w:r>
     </w:p>
+    <w:tbl>
+      <w:tblPr>
+        <w:tblStyle w:val="TableGrid"/>
+        <w:tblW w:type="auto" w:w="0"/>
+        <w:jc w:val="left"/>
+        <w:tblLayout w:type="fixed"/>
+        <w:tblLook w:firstColumn="1" w:firstRow="1" w:lastColumn="0" w:lastRow="0" w:noHBand="0" w:noVBand="1" w:val="04A0"/>
+      </w:tblPr>
+      <w:tblGrid>
+        <w:gridCol w:w="2268"/>
+        <w:gridCol w:w="2835"/>
+        <w:gridCol w:w="3798"/>
+      </w:tblGrid>
+      <w:tr>
+        <w:trPr>
+          <w:tblHeader w:val="true"/>
+          <w:cantSplit/>
+        </w:trPr>
+        <w:tc>
+          <w:tcPr>
+            <w:tcW w:type="dxa" w:w="2268"/>
+            <w:shd w:fill="005293"/>
+          </w:tcPr>
+          <w:p>
+            <w:pPr>
+              <w:keepNext/>
+            </w:pPr>
+            <w:r>
+              <w:rPr>
+                <w:rFonts w:ascii="Calibri" w:hAnsi="Calibri"/>
+                <w:b/>
+                <w:color w:val="FFFFFF"/>
+                <w:sz w:val="20"/>
+              </w:rPr>
+              <w:t>Name</w:t>
+            </w:r>
+          </w:p>
+        </w:tc>
+        <w:tc>
+          <w:tcPr>
+            <w:tcW w:type="dxa" w:w="2835"/>
+            <w:shd w:fill="005293"/>
+          </w:tcPr>
+          <w:p>
+            <w:pPr>
+              <w:keepNext/>
+            </w:pPr>
+            <w:r>
+              <w:rPr>
+                <w:rFonts w:ascii="Calibri" w:hAnsi="Calibri"/>
+                <w:b/>
+                <w:color w:val="FFFFFF"/>
+                <w:sz w:val="20"/>
+              </w:rPr>
+              <w:t>2-Line Summary</w:t>
+            </w:r>
+          </w:p>
+        </w:tc>
+        <w:tc>
+          <w:tcPr>
+            <w:tcW w:type="dxa" w:w="3798"/>
+            <w:shd w:fill="005293"/>
+          </w:tcPr>
+          <w:p>
+            <w:pPr>
+              <w:keepNext/>
+            </w:pPr>
+            <w:r>
+              <w:rPr>
+                <w:rFonts w:ascii="Calibri" w:hAnsi="Calibri"/>
+                <w:b/>
+                <w:color w:val="FFFFFF"/>
+                <w:sz w:val="20"/>
+              </w:rPr>
+              <w:t>Mapping File Link</w:t>
+            </w:r>
+          </w:p>
+        </w:tc>
+      </w:tr>
+      <w:tr>
+        <w:trPr>
+          <w:cantSplit/>
+        </w:trPr>
+        <w:tc>
+          <w:tcPr>
+            <w:tcW w:type="dxa" w:w="2268"/>
+          </w:tcPr>
+          <w:p>
+            <w:r>
+              <w:rPr>
+                <w:rFonts w:ascii="Calibri" w:hAnsi="Calibri"/>
+                <w:sz w:val="20"/>
+              </w:rPr>
+              <w:t>mm_MATMAS_MATMAS05_to_MaterialMaster</w:t>
+            </w:r>
+          </w:p>
+        </w:tc>
+        <w:tc>
+          <w:tcPr>
+            <w:tcW w:type="dxa" w:w="2835"/>
+          </w:tcPr>
+          <w:p>
+            <w:r>
+              <w:rPr>
+                <w:rFonts w:ascii="Calibri" w:hAnsi="Calibri"/>
+                <w:sz w:val="20"/>
+              </w:rPr>
+              <w:t>This mapping transforms MATMAS MATMAS05 data into the MaterialMaster structure used later in SAP CI.</w:t>
+              <w:br/>
+              <w:t>It is executed during message processing to reshape the payload before the next handoff.</w:t>
+            </w:r>
+          </w:p>
+        </w:tc>
+        <w:tc>
+          <w:tcPr>
+            <w:tcW w:type="dxa" w:w="3798"/>
+          </w:tcPr>
+          <w:p>
+            <w:r>
+              <w:rPr>
+                <w:rFonts w:ascii="Calibri" w:hAnsi="Calibri"/>
+                <w:sz w:val="20"/>
+              </w:rPr>
+              <w:t>src\main\resources\mapping\mm_MATMAS_MATMAS05_to_MaterialMaster.mmap</w:t>
+            </w:r>
+          </w:p>
+        </w:tc>
+      </w:tr>
+    </w:tbl>
+    <w:p/>
     <w:p>
       <w:pPr>
         <w:pStyle w:val="Heading3"/>
@@ -3289,36 +4608,6 @@
           <w:sz w:val="24"/>
         </w:rPr>
         <w:t>mm_MATMAS_MATMAS05_to_MaterialMaster</w:t>
-      </w:r>
-    </w:p>
-    <w:p>
-      <w:pPr>
-        <w:spacing w:after="160" w:line="276" w:lineRule="auto"/>
-      </w:pPr>
-      <w:r>
-        <w:rPr>
-          <w:rFonts w:ascii="Calibri" w:hAnsi="Calibri"/>
-          <w:b w:val="0"/>
-          <w:i w:val="0"/>
-          <w:color w:val="212529"/>
-          <w:sz w:val="22"/>
-        </w:rPr>
-        <w:t>This mapping transforms MATMAS MATMAS05 data into the MaterialMaster structure used later in SAP CI.</w:t>
-      </w:r>
-    </w:p>
-    <w:p>
-      <w:pPr>
-        <w:spacing w:after="160" w:line="276" w:lineRule="auto"/>
-      </w:pPr>
-      <w:r>
-        <w:rPr>
-          <w:rFonts w:ascii="Calibri" w:hAnsi="Calibri"/>
-          <w:b w:val="0"/>
-          <w:i w:val="0"/>
-          <w:color w:val="212529"/>
-          <w:sz w:val="22"/>
-        </w:rPr>
-        <w:t>It is executed during message processing to reshape the payload before the next handoff.</w:t>
       </w:r>
     </w:p>
     <w:tbl>
@@ -3447,39 +4736,6 @@
           </w:p>
         </w:tc>
       </w:tr>
-      <w:tr>
-        <w:trPr>
-          <w:cantSplit/>
-        </w:trPr>
-        <w:tc>
-          <w:tcPr>
-            <w:tcW w:type="dxa" w:w="3118"/>
-          </w:tcPr>
-          <w:p>
-            <w:r>
-              <w:rPr>
-                <w:rFonts w:ascii="Calibri" w:hAnsi="Calibri"/>
-                <w:sz w:val="20"/>
-              </w:rPr>
-              <w:t>Mapping File</w:t>
-            </w:r>
-          </w:p>
-        </w:tc>
-        <w:tc>
-          <w:tcPr>
-            <w:tcW w:type="dxa" w:w="5783"/>
-          </w:tcPr>
-          <w:p>
-            <w:r>
-              <w:rPr>
-                <w:rFonts w:ascii="Calibri" w:hAnsi="Calibri"/>
-                <w:sz w:val="20"/>
-              </w:rPr>
-              <w:t>src\main\resources\mapping\mm_MATMAS_MATMAS05_to_MaterialMaster.mmap</w:t>
-            </w:r>
-          </w:p>
-        </w:tc>
-      </w:tr>
     </w:tbl>
     <w:p/>
     <w:p>
@@ -3498,6 +4754,167 @@
         <w:t>5.6 Security</w:t>
       </w:r>
     </w:p>
+    <w:tbl>
+      <w:tblPr>
+        <w:tblStyle w:val="TableGrid"/>
+        <w:tblW w:type="auto" w:w="0"/>
+        <w:jc w:val="left"/>
+        <w:tblLayout w:type="fixed"/>
+        <w:tblLook w:firstColumn="1" w:firstRow="1" w:lastColumn="0" w:lastRow="0" w:noHBand="0" w:noVBand="1" w:val="04A0"/>
+      </w:tblPr>
+      <w:tblGrid>
+        <w:gridCol w:w="3118"/>
+        <w:gridCol w:w="5783"/>
+      </w:tblGrid>
+      <w:tr>
+        <w:trPr>
+          <w:tblHeader w:val="true"/>
+          <w:cantSplit/>
+        </w:trPr>
+        <w:tc>
+          <w:tcPr>
+            <w:tcW w:type="dxa" w:w="3118"/>
+            <w:shd w:fill="005293"/>
+          </w:tcPr>
+          <w:p>
+            <w:pPr>
+              <w:keepNext/>
+            </w:pPr>
+            <w:r>
+              <w:rPr>
+                <w:rFonts w:ascii="Calibri" w:hAnsi="Calibri"/>
+                <w:b/>
+                <w:color w:val="FFFFFF"/>
+                <w:sz w:val="20"/>
+              </w:rPr>
+              <w:t>Security Aspect</w:t>
+            </w:r>
+          </w:p>
+        </w:tc>
+        <w:tc>
+          <w:tcPr>
+            <w:tcW w:type="dxa" w:w="5783"/>
+            <w:shd w:fill="005293"/>
+          </w:tcPr>
+          <w:p>
+            <w:pPr>
+              <w:keepNext/>
+            </w:pPr>
+            <w:r>
+              <w:rPr>
+                <w:rFonts w:ascii="Calibri" w:hAnsi="Calibri"/>
+                <w:b/>
+                <w:color w:val="FFFFFF"/>
+                <w:sz w:val="20"/>
+              </w:rPr>
+              <w:t>Details</w:t>
+            </w:r>
+          </w:p>
+        </w:tc>
+      </w:tr>
+      <w:tr>
+        <w:trPr>
+          <w:cantSplit/>
+        </w:trPr>
+        <w:tc>
+          <w:tcPr>
+            <w:tcW w:type="dxa" w:w="3118"/>
+          </w:tcPr>
+          <w:p>
+            <w:r>
+              <w:rPr>
+                <w:rFonts w:ascii="Calibri" w:hAnsi="Calibri"/>
+                <w:sz w:val="20"/>
+              </w:rPr>
+              <w:t>Authentication</w:t>
+            </w:r>
+          </w:p>
+        </w:tc>
+        <w:tc>
+          <w:tcPr>
+            <w:tcW w:type="dxa" w:w="5783"/>
+          </w:tcPr>
+          <w:p>
+            <w:r>
+              <w:rPr>
+                <w:rFonts w:ascii="Calibri" w:hAnsi="Calibri"/>
+                <w:sz w:val="20"/>
+              </w:rPr>
+              <w:t>Not configured for ProcessDirect sender. JDBC authentication depends on the JDBC DataSource Alias configuration.</w:t>
+            </w:r>
+          </w:p>
+        </w:tc>
+      </w:tr>
+      <w:tr>
+        <w:trPr>
+          <w:cantSplit/>
+        </w:trPr>
+        <w:tc>
+          <w:tcPr>
+            <w:tcW w:type="dxa" w:w="3118"/>
+            <w:shd w:fill="F5F8FA"/>
+          </w:tcPr>
+          <w:p>
+            <w:r>
+              <w:rPr>
+                <w:rFonts w:ascii="Calibri" w:hAnsi="Calibri"/>
+                <w:sz w:val="20"/>
+              </w:rPr>
+              <w:t>Authorization</w:t>
+            </w:r>
+          </w:p>
+        </w:tc>
+        <w:tc>
+          <w:tcPr>
+            <w:tcW w:type="dxa" w:w="5783"/>
+            <w:shd w:fill="F5F8FA"/>
+          </w:tcPr>
+          <w:p>
+            <w:r>
+              <w:rPr>
+                <w:rFonts w:ascii="Calibri" w:hAnsi="Calibri"/>
+                <w:sz w:val="20"/>
+              </w:rPr>
+              <w:t>Not configured</w:t>
+            </w:r>
+          </w:p>
+        </w:tc>
+      </w:tr>
+      <w:tr>
+        <w:trPr>
+          <w:cantSplit/>
+        </w:trPr>
+        <w:tc>
+          <w:tcPr>
+            <w:tcW w:type="dxa" w:w="3118"/>
+          </w:tcPr>
+          <w:p>
+            <w:r>
+              <w:rPr>
+                <w:rFonts w:ascii="Calibri" w:hAnsi="Calibri"/>
+                <w:sz w:val="20"/>
+              </w:rPr>
+              <w:t>Encryption</w:t>
+            </w:r>
+          </w:p>
+        </w:tc>
+        <w:tc>
+          <w:tcPr>
+            <w:tcW w:type="dxa" w:w="5783"/>
+          </w:tcPr>
+          <w:p>
+            <w:r>
+              <w:rPr>
+                <w:rFonts w:ascii="Calibri" w:hAnsi="Calibri"/>
+                <w:sz w:val="20"/>
+              </w:rPr>
+              <w:t>TLS/SSL depends on the JDBC DataSource Alias configuration.</w:t>
+            </w:r>
+          </w:p>
+        </w:tc>
+      </w:tr>
+    </w:tbl>
+    <w:p/>
     <w:tbl>
       <w:tblPr>
         <w:tblStyle w:val="TableGrid"/>
@@ -3780,6 +5197,21 @@
     </w:p>
     <w:p>
       <w:pPr>
+        <w:spacing w:after="160" w:line="276" w:lineRule="auto"/>
+      </w:pPr>
+      <w:r>
+        <w:rPr>
+          <w:rFonts w:ascii="Calibri" w:hAnsi="Calibri"/>
+          <w:b w:val="0"/>
+          <w:i w:val="0"/>
+          <w:color w:val="212529"/>
+          <w:sz w:val="22"/>
+        </w:rPr>
+        <w:t>Groovy scripts are used for logging message headers and payloads. These scripts enhance the monitoring and debugging capabilities of the iFlow.</w:t>
+      </w:r>
+    </w:p>
+    <w:p>
+      <w:pPr>
         <w:pStyle w:val="Heading3"/>
         <w:keepNext/>
         <w:keepLines/>
@@ -3808,7 +5240,7 @@
           <w:color w:val="212529"/>
           <w:sz w:val="22"/>
         </w:rPr>
-        <w:t>Interface_Generic_Headers.groovy is used within the integration flow. It imports 1 module(s).</w:t>
+        <w:t>This script logs the values of specific message headers (Country, Region, BusinessObject, Sender, Receiver, TimeStamp, MaterialNumber, IDocNumber) to the message log for monitoring and auditing purposes.</w:t>
       </w:r>
     </w:p>
     <w:p>
@@ -4142,7 +5574,7 @@
           <w:color w:val="212529"/>
           <w:sz w:val="22"/>
         </w:rPr>
-        <w:t>Log_Payload.groovy is used within the integration flow. It imports 2 module(s).</w:t>
+        <w:t>This script logs the message payload as an attachment to the message log. This is useful for debugging and auditing purposes.</w:t>
       </w:r>
     </w:p>
     <w:p>
@@ -4210,6 +5642,202 @@
         <w:t>5.8 Error Handling &amp; Logging</w:t>
       </w:r>
     </w:p>
+    <w:tbl>
+      <w:tblPr>
+        <w:tblStyle w:val="TableGrid"/>
+        <w:tblW w:type="auto" w:w="0"/>
+        <w:jc w:val="left"/>
+        <w:tblLayout w:type="fixed"/>
+        <w:tblLook w:firstColumn="1" w:firstRow="1" w:lastColumn="0" w:lastRow="0" w:noHBand="0" w:noVBand="1" w:val="04A0"/>
+      </w:tblPr>
+      <w:tblGrid>
+        <w:gridCol w:w="3118"/>
+        <w:gridCol w:w="5783"/>
+      </w:tblGrid>
+      <w:tr>
+        <w:trPr>
+          <w:tblHeader w:val="true"/>
+          <w:cantSplit/>
+        </w:trPr>
+        <w:tc>
+          <w:tcPr>
+            <w:tcW w:type="dxa" w:w="3118"/>
+            <w:shd w:fill="005293"/>
+          </w:tcPr>
+          <w:p>
+            <w:pPr>
+              <w:keepNext/>
+            </w:pPr>
+            <w:r>
+              <w:rPr>
+                <w:rFonts w:ascii="Calibri" w:hAnsi="Calibri"/>
+                <w:b/>
+                <w:color w:val="FFFFFF"/>
+                <w:sz w:val="20"/>
+              </w:rPr>
+              <w:t>Aspect</w:t>
+            </w:r>
+          </w:p>
+        </w:tc>
+        <w:tc>
+          <w:tcPr>
+            <w:tcW w:type="dxa" w:w="5783"/>
+            <w:shd w:fill="005293"/>
+          </w:tcPr>
+          <w:p>
+            <w:pPr>
+              <w:keepNext/>
+            </w:pPr>
+            <w:r>
+              <w:rPr>
+                <w:rFonts w:ascii="Calibri" w:hAnsi="Calibri"/>
+                <w:b/>
+                <w:color w:val="FFFFFF"/>
+                <w:sz w:val="20"/>
+              </w:rPr>
+              <w:t>Details</w:t>
+            </w:r>
+          </w:p>
+        </w:tc>
+      </w:tr>
+      <w:tr>
+        <w:trPr>
+          <w:cantSplit/>
+        </w:trPr>
+        <w:tc>
+          <w:tcPr>
+            <w:tcW w:type="dxa" w:w="3118"/>
+          </w:tcPr>
+          <w:p>
+            <w:r>
+              <w:rPr>
+                <w:rFonts w:ascii="Calibri" w:hAnsi="Calibri"/>
+                <w:sz w:val="20"/>
+              </w:rPr>
+              <w:t>Description</w:t>
+            </w:r>
+          </w:p>
+        </w:tc>
+        <w:tc>
+          <w:tcPr>
+            <w:tcW w:type="dxa" w:w="5783"/>
+          </w:tcPr>
+          <w:p>
+            <w:r>
+              <w:rPr>
+                <w:rFonts w:ascii="Calibri" w:hAnsi="Calibri"/>
+                <w:sz w:val="20"/>
+              </w:rPr>
+              <w:t>The iFlow includes an exception subprocess to handle errors. This subprocess logs the payload and terminates the iFlow with an error.</w:t>
+            </w:r>
+          </w:p>
+        </w:tc>
+      </w:tr>
+      <w:tr>
+        <w:trPr>
+          <w:cantSplit/>
+        </w:trPr>
+        <w:tc>
+          <w:tcPr>
+            <w:tcW w:type="dxa" w:w="3118"/>
+            <w:shd w:fill="F5F8FA"/>
+          </w:tcPr>
+          <w:p>
+            <w:r>
+              <w:rPr>
+                <w:rFonts w:ascii="Calibri" w:hAnsi="Calibri"/>
+                <w:sz w:val="20"/>
+              </w:rPr>
+              <w:t>Exception Handling</w:t>
+            </w:r>
+          </w:p>
+        </w:tc>
+        <w:tc>
+          <w:tcPr>
+            <w:tcW w:type="dxa" w:w="5783"/>
+            <w:shd w:fill="F5F8FA"/>
+          </w:tcPr>
+          <w:p>
+            <w:r>
+              <w:rPr>
+                <w:rFonts w:ascii="Calibri" w:hAnsi="Calibri"/>
+                <w:sz w:val="20"/>
+              </w:rPr>
+              <w:t>The exception subprocess captures errors, reads the payload from the 'InputPayload' property, logs the payload using the 'Log_Payload.groovy' script, and terminates the iFlow with an error end event.</w:t>
+            </w:r>
+          </w:p>
+        </w:tc>
+      </w:tr>
+      <w:tr>
+        <w:trPr>
+          <w:cantSplit/>
+        </w:trPr>
+        <w:tc>
+          <w:tcPr>
+            <w:tcW w:type="dxa" w:w="3118"/>
+          </w:tcPr>
+          <w:p>
+            <w:r>
+              <w:rPr>
+                <w:rFonts w:ascii="Calibri" w:hAnsi="Calibri"/>
+                <w:sz w:val="20"/>
+              </w:rPr>
+              <w:t>Alerting</w:t>
+            </w:r>
+          </w:p>
+        </w:tc>
+        <w:tc>
+          <w:tcPr>
+            <w:tcW w:type="dxa" w:w="5783"/>
+          </w:tcPr>
+          <w:p>
+            <w:r>
+              <w:rPr>
+                <w:rFonts w:ascii="Calibri" w:hAnsi="Calibri"/>
+                <w:sz w:val="20"/>
+              </w:rPr>
+              <w:t>Not configured in iFlow</w:t>
+            </w:r>
+          </w:p>
+        </w:tc>
+      </w:tr>
+      <w:tr>
+        <w:trPr>
+          <w:cantSplit/>
+        </w:trPr>
+        <w:tc>
+          <w:tcPr>
+            <w:tcW w:type="dxa" w:w="3118"/>
+            <w:shd w:fill="F5F8FA"/>
+          </w:tcPr>
+          <w:p>
+            <w:r>
+              <w:rPr>
+                <w:rFonts w:ascii="Calibri" w:hAnsi="Calibri"/>
+                <w:sz w:val="20"/>
+              </w:rPr>
+              <w:t>Retry Logic</w:t>
+            </w:r>
+          </w:p>
+        </w:tc>
+        <w:tc>
+          <w:tcPr>
+            <w:tcW w:type="dxa" w:w="5783"/>
+            <w:shd w:fill="F5F8FA"/>
+          </w:tcPr>
+          <w:p>
+            <w:r>
+              <w:rPr>
+                <w:rFonts w:ascii="Calibri" w:hAnsi="Calibri"/>
+                <w:sz w:val="20"/>
+              </w:rPr>
+              <w:t>Not configured in iFlow</w:t>
+            </w:r>
+          </w:p>
+        </w:tc>
+      </w:tr>
+    </w:tbl>
+    <w:p/>
     <w:p>
       <w:pPr>
         <w:pStyle w:val="Heading3"/>
@@ -4233,7 +5861,7 @@
       <w:r>
         <w:drawing>
           <wp:inline xmlns:a="http://schemas.openxmlformats.org/drawingml/2006/main" xmlns:pic="http://schemas.openxmlformats.org/drawingml/2006/picture">
-            <wp:extent cx="4937760" cy="1653881"/>
+            <wp:extent cx="4937760" cy="2272044"/>
             <wp:docPr id="4" name="Picture 4"/>
             <wp:cNvGraphicFramePr>
               <a:graphicFrameLocks noChangeAspect="1"/>
@@ -4254,7 +5882,7 @@
                   <pic:spPr>
                     <a:xfrm>
                       <a:off x="0" y="0"/>
-                      <a:ext cx="4937760" cy="1653881"/>
+                      <a:ext cx="4937760" cy="2272044"/>
                     </a:xfrm>
                     <a:prstGeom prst="rect"/>
                   </pic:spPr>
@@ -4275,7 +5903,7 @@
           <w:color w:val="6C757D"/>
           <w:sz w:val="20"/>
         </w:rPr>
-        <w:t>Figure: Exception SubProcess (Copied from Integration Flow Diagram)</w:t>
+        <w:t>Figure: Exception SubProcess Diagram</w:t>
       </w:r>
     </w:p>
     <w:p/>
@@ -4695,6 +6323,142 @@
           </w:p>
         </w:tc>
       </w:tr>
+      <w:tr>
+        <w:trPr>
+          <w:cantSplit/>
+        </w:trPr>
+        <w:tc>
+          <w:tcPr>
+            <w:tcW w:type="dxa" w:w="3118"/>
+            <w:shd w:fill="F5F8FA"/>
+          </w:tcPr>
+          <w:p>
+            <w:r>
+              <w:rPr>
+                <w:rFonts w:ascii="Calibri" w:hAnsi="Calibri"/>
+                <w:sz w:val="20"/>
+              </w:rPr>
+              <w:t>Version</w:t>
+            </w:r>
+          </w:p>
+        </w:tc>
+        <w:tc>
+          <w:tcPr>
+            <w:tcW w:type="dxa" w:w="5783"/>
+            <w:shd w:fill="F5F8FA"/>
+          </w:tcPr>
+          <w:p>
+            <w:r>
+              <w:rPr>
+                <w:rFonts w:ascii="Calibri" w:hAnsi="Calibri"/>
+                <w:sz w:val="20"/>
+              </w:rPr>
+              <w:t>1.2</w:t>
+            </w:r>
+          </w:p>
+        </w:tc>
+      </w:tr>
+      <w:tr>
+        <w:trPr>
+          <w:cantSplit/>
+        </w:trPr>
+        <w:tc>
+          <w:tcPr>
+            <w:tcW w:type="dxa" w:w="3118"/>
+          </w:tcPr>
+          <w:p>
+            <w:r>
+              <w:rPr>
+                <w:rFonts w:ascii="Calibri" w:hAnsi="Calibri"/>
+                <w:sz w:val="20"/>
+              </w:rPr>
+              <w:t>Package</w:t>
+            </w:r>
+          </w:p>
+        </w:tc>
+        <w:tc>
+          <w:tcPr>
+            <w:tcW w:type="dxa" w:w="5783"/>
+          </w:tcPr>
+          <w:p>
+            <w:r>
+              <w:rPr>
+                <w:rFonts w:ascii="Calibri" w:hAnsi="Calibri"/>
+                <w:sz w:val="20"/>
+              </w:rPr>
+              <w:t>Not found in iFlow</w:t>
+            </w:r>
+          </w:p>
+        </w:tc>
+      </w:tr>
+      <w:tr>
+        <w:trPr>
+          <w:cantSplit/>
+        </w:trPr>
+        <w:tc>
+          <w:tcPr>
+            <w:tcW w:type="dxa" w:w="3118"/>
+            <w:shd w:fill="F5F8FA"/>
+          </w:tcPr>
+          <w:p>
+            <w:r>
+              <w:rPr>
+                <w:rFonts w:ascii="Calibri" w:hAnsi="Calibri"/>
+                <w:sz w:val="20"/>
+              </w:rPr>
+              <w:t>Author</w:t>
+            </w:r>
+          </w:p>
+        </w:tc>
+        <w:tc>
+          <w:tcPr>
+            <w:tcW w:type="dxa" w:w="5783"/>
+            <w:shd w:fill="F5F8FA"/>
+          </w:tcPr>
+          <w:p>
+            <w:r>
+              <w:rPr>
+                <w:rFonts w:ascii="Calibri" w:hAnsi="Calibri"/>
+                <w:sz w:val="20"/>
+              </w:rPr>
+              <w:t>Not found in iFlow</w:t>
+            </w:r>
+          </w:p>
+        </w:tc>
+      </w:tr>
+      <w:tr>
+        <w:trPr>
+          <w:cantSplit/>
+        </w:trPr>
+        <w:tc>
+          <w:tcPr>
+            <w:tcW w:type="dxa" w:w="3118"/>
+          </w:tcPr>
+          <w:p>
+            <w:r>
+              <w:rPr>
+                <w:rFonts w:ascii="Calibri" w:hAnsi="Calibri"/>
+                <w:sz w:val="20"/>
+              </w:rPr>
+              <w:t>Description</w:t>
+            </w:r>
+          </w:p>
+        </w:tc>
+        <w:tc>
+          <w:tcPr>
+            <w:tcW w:type="dxa" w:w="5783"/>
+          </w:tcPr>
+          <w:p>
+            <w:r>
+              <w:rPr>
+                <w:rFonts w:ascii="Calibri" w:hAnsi="Calibri"/>
+                <w:sz w:val="20"/>
+              </w:rPr>
+              <w:t>Not found in iFlow</w:t>
+            </w:r>
+          </w:p>
+        </w:tc>
+      </w:tr>
     </w:tbl>
     <w:p/>
     <w:p>
@@ -4804,6 +6568,66 @@
           <w:sz w:val="22"/>
         </w:rPr>
         <w:t>Mapping Activities: 1</w:t>
+      </w:r>
+    </w:p>
+    <w:p>
+      <w:pPr>
+        <w:pStyle w:val="ListBullet"/>
+      </w:pPr>
+      <w:r>
+        <w:rPr>
+          <w:rFonts w:ascii="Calibri" w:hAnsi="Calibri"/>
+          <w:sz w:val="22"/>
+        </w:rPr>
+        <w:t>Log_Payload.groovy</w:t>
+      </w:r>
+    </w:p>
+    <w:p>
+      <w:pPr>
+        <w:pStyle w:val="ListBullet"/>
+      </w:pPr>
+      <w:r>
+        <w:rPr>
+          <w:rFonts w:ascii="Calibri" w:hAnsi="Calibri"/>
+          <w:sz w:val="22"/>
+        </w:rPr>
+        <w:t>Interface_Generic_Headers.groovy</w:t>
+      </w:r>
+    </w:p>
+    <w:p>
+      <w:pPr>
+        <w:pStyle w:val="ListBullet"/>
+      </w:pPr>
+      <w:r>
+        <w:rPr>
+          <w:rFonts w:ascii="Calibri" w:hAnsi="Calibri"/>
+          <w:sz w:val="22"/>
+        </w:rPr>
+        <w:t>mm_MATMAS_MATMAS05_to_MaterialMaster.mmap</w:t>
+      </w:r>
+    </w:p>
+    <w:p>
+      <w:pPr>
+        <w:pStyle w:val="ListBullet"/>
+      </w:pPr>
+      <w:r>
+        <w:rPr>
+          <w:rFonts w:ascii="Calibri" w:hAnsi="Calibri"/>
+          <w:sz w:val="22"/>
+        </w:rPr>
+        <w:t>MATMAS.MATMAS05.ZX_MATMAS05.wsdl</w:t>
+      </w:r>
+    </w:p>
+    <w:p>
+      <w:pPr>
+        <w:pStyle w:val="ListBullet"/>
+      </w:pPr>
+      <w:r>
+        <w:rPr>
+          <w:rFonts w:ascii="Calibri" w:hAnsi="Calibri"/>
+          <w:sz w:val="22"/>
+        </w:rPr>
+        <w:t>MT_Insert_MaterialMaster.wsdl</w:t>
       </w:r>
     </w:p>
     <w:p>
